--- a/ky/wisdom-stories/woman-and-the-mirror.docx
+++ b/ky/wisdom-stories/woman-and-the-mirror.docx
@@ -183,7 +183,7 @@
           <w:sz w:val="22"/>
           <w:lang w:val="ky-KG"/>
         </w:rPr>
-        <w:t>Сабак: Өзгөртө албаган нерсенин да жеңил жагын табууга болот. Жайдары көз караш күнүмдүк жашоого кубаныч кошот.</w:t>
+        <w:t>Сабак: Жашоого болгон көз карашыбыз маанайыбызга таасир этет. Бактыны башкадан гана күтпө; оор күндө да сүйүнө турган себеп тап.</w:t>
       </w:r>
     </w:p>
     <w:p>
@@ -202,7 +202,7 @@
           <w:sz w:val="18"/>
           <w:lang w:val="ky-KG"/>
         </w:rPr>
-        <w:t>Окуя ачык интернет булактарынан алынды.</w:t>
+        <w:t>Аңгемелер ачык интернет булактарынан алынган, иллюстрациялар болсо ЖИ менен түзүлгөн.</w:t>
       </w:r>
     </w:p>
     <w:sectPr>

--- a/ky/wisdom-stories/woman-and-the-mirror.docx
+++ b/ky/wisdom-stories/woman-and-the-mirror.docx
@@ -3,208 +3,88 @@
 <w:document xmlns:wpc="http://schemas.microsoft.com/office/word/2010/wordprocessingCanvas" xmlns:cx="http://schemas.microsoft.com/office/drawing/2014/chartex" xmlns:cx1="http://schemas.microsoft.com/office/drawing/2015/9/8/chartex" xmlns:cx2="http://schemas.microsoft.com/office/drawing/2015/10/21/chartex" xmlns:cx3="http://schemas.microsoft.com/office/drawing/2016/5/9/chartex" xmlns:cx4="http://schemas.microsoft.com/office/drawing/2016/5/10/chartex" xmlns:cx5="http://schemas.microsoft.com/office/drawing/2016/5/11/chartex" xmlns:cx6="http://schemas.microsoft.com/office/drawing/2016/5/12/chartex" xmlns:cx7="http://schemas.microsoft.com/office/drawing/2016/5/13/chartex" xmlns:cx8="http://schemas.microsoft.com/office/drawing/2016/5/14/chartex" xmlns:mc="http://schemas.openxmlformats.org/markup-compatibility/2006" xmlns:aink="http://schemas.microsoft.com/office/drawing/2016/ink" xmlns:am3d="http://schemas.microsoft.com/office/drawing/2017/model3d" xmlns:o="urn:schemas-microsoft-com:office:office" xmlns:oel="http://schemas.microsoft.com/office/2019/extlst" xmlns:r="http://schemas.openxmlformats.org/officeDocument/2006/relationships" xmlns:m="http://schemas.openxmlformats.org/officeDocument/2006/math" xmlns:v="urn:schemas-microsoft-com:vml" xmlns:wp14="http://schemas.microsoft.com/office/word/2010/wordprocessingDrawing" xmlns:wp="http://schemas.openxmlformats.org/drawingml/2006/wordprocessingDrawing" xmlns:w10="urn:schemas-microsoft-com:office:word" xmlns:w="http://schemas.openxmlformats.org/wordprocessingml/2006/main" xmlns:w14="http://schemas.microsoft.com/office/word/2010/wordml" xmlns:w15="http://schemas.microsoft.com/office/word/2012/wordml" xmlns:w16cex="http://schemas.microsoft.com/office/word/2018/wordml/cex" xmlns:w16cid="http://schemas.microsoft.com/office/word/2016/wordml/cid" xmlns:w16="http://schemas.microsoft.com/office/word/2018/wordml" xmlns:w16du="http://schemas.microsoft.com/office/word/2023/wordml/word16du" xmlns:w16sdtdh="http://schemas.microsoft.com/office/word/2020/wordml/sdtdatahash" xmlns:w16sdtfl="http://schemas.microsoft.com/office/word/2024/wordml/sdtformatlock" xmlns:w16se="http://schemas.microsoft.com/office/word/2015/wordml/symex" xmlns:wpg="http://schemas.microsoft.com/office/word/2010/wordprocessingGroup" xmlns:wpi="http://schemas.microsoft.com/office/word/2010/wordprocessingInk" xmlns:wne="http://schemas.microsoft.com/office/word/2006/wordml" xmlns:wps="http://schemas.microsoft.com/office/word/2010/wordprocessingShape" mc:Ignorable="w14 w15 w16se w16cid w16 w16cex w16sdtdh w16sdtfl w16du wp14">
   <w:body>
     <w:p>
-      <w:pPr>
-        <w:pStyle w:val="Title"/>
-        <w:keepNext/>
-        <w:keepLines w:val="0"/>
-        <w:pageBreakBefore w:val="0"/>
-        <w:widowControl/>
-        <w:spacing w:line="269" w:lineRule="auto" w:after="180" w:before="0"/>
-      </w:pPr>
-      <w:bookmarkStart w:id="10242" w:name="Story_243"/>
       <w:r>
         <w:rPr>
-          <w:rFonts w:ascii="Arial" w:hAnsi="Arial"/>
           <w:b/>
-          <w:color w:val="000000"/>
-          <w:sz w:val="34"/>
-          <w:lang w:val="ky-KG"/>
+          <w:bCs/>
         </w:rPr>
         <w:t>Аял жана күзгү</w:t>
       </w:r>
-      <w:bookmarkEnd w:id="10242"/>
     </w:p>
     <w:p>
-      <w:pPr>
-        <w:keepNext w:val="0"/>
-        <w:keepLines w:val="0"/>
-        <w:pageBreakBefore w:val="0"/>
-        <w:widowControl/>
-        <w:spacing w:line="269" w:lineRule="auto" w:after="120" w:before="0"/>
-      </w:pPr>
       <w:r>
-        <w:rPr>
-          <w:rFonts w:ascii="Arial" w:hAnsi="Arial"/>
-          <w:color w:val="000000"/>
-          <w:sz w:val="22"/>
-          <w:lang w:val="ky-KG"/>
-        </w:rPr>
-        <w:t>Аял эртең менен ойгонуп, күзгүгө карайт. Башында үч тал чач калганын көрөт.</w:t>
+        <w:t>Бир аял эртең менен ойгонуп, күзгүгө карайт. Башында үч тал гана чач калыптыр.</w:t>
       </w:r>
     </w:p>
     <w:p>
-      <w:pPr>
-        <w:keepNext w:val="0"/>
-        <w:keepLines w:val="0"/>
-        <w:pageBreakBefore w:val="0"/>
-        <w:widowControl/>
-        <w:spacing w:line="269" w:lineRule="auto" w:after="120" w:before="0"/>
-      </w:pPr>
       <w:r>
-        <w:rPr>
-          <w:rFonts w:ascii="Arial" w:hAnsi="Arial"/>
-          <w:color w:val="000000"/>
-          <w:sz w:val="22"/>
-          <w:lang w:val="ky-KG"/>
-        </w:rPr>
-        <w:t>«Мм... — дейт ал. — Бүгүн чачымды өрүп алам...» Чачын өрүп, күнүн эң сонун өткөрөт...</w:t>
+        <w:t>«Кандай жакшы! Бүгүн чачымды өрүп алам», — деп ойлойт.</w:t>
       </w:r>
     </w:p>
     <w:p>
-      <w:pPr>
-        <w:keepNext w:val="0"/>
-        <w:keepLines w:val="0"/>
-        <w:pageBreakBefore w:val="0"/>
-        <w:widowControl/>
-        <w:spacing w:line="269" w:lineRule="auto" w:after="120" w:before="0"/>
-      </w:pPr>
       <w:r>
-        <w:rPr>
-          <w:rFonts w:ascii="Arial" w:hAnsi="Arial"/>
-          <w:color w:val="000000"/>
-          <w:sz w:val="22"/>
-          <w:lang w:val="ky-KG"/>
-        </w:rPr>
-        <w:t>Эртеси ойгонуп, кайра күзгүгө карайт... Башында эки тал чач калганын көрөт.</w:t>
+        <w:t>Чачын өрүп, күнүн сонун өткөрөт.</w:t>
       </w:r>
     </w:p>
     <w:p>
-      <w:pPr>
-        <w:keepNext w:val="0"/>
-        <w:keepLines w:val="0"/>
-        <w:pageBreakBefore w:val="0"/>
-        <w:widowControl/>
-        <w:spacing w:line="269" w:lineRule="auto" w:after="120" w:before="0"/>
-      </w:pPr>
       <w:r>
-        <w:rPr>
-          <w:rFonts w:ascii="Arial" w:hAnsi="Arial"/>
-          <w:color w:val="000000"/>
-          <w:sz w:val="22"/>
-          <w:lang w:val="ky-KG"/>
-        </w:rPr>
-        <w:t>«Мм... — дейт ал. — Бүгүн чачымды экиге бөлүп тарайм...» Айтканындай жасап, дагы бир сонун күн өткөрөт...</w:t>
+        <w:t>Эртеси эртең менен күзгүгө караса, эки тал чачы калыптыр.</w:t>
       </w:r>
     </w:p>
     <w:p>
-      <w:pPr>
-        <w:keepNext w:val="0"/>
-        <w:keepLines w:val="0"/>
-        <w:pageBreakBefore w:val="0"/>
-        <w:widowControl/>
-        <w:spacing w:line="269" w:lineRule="auto" w:after="120" w:before="0"/>
-      </w:pPr>
       <w:r>
-        <w:rPr>
-          <w:rFonts w:ascii="Arial" w:hAnsi="Arial"/>
-          <w:color w:val="000000"/>
-          <w:sz w:val="22"/>
-          <w:lang w:val="ky-KG"/>
-        </w:rPr>
-        <w:t>Кийинки күнү ойгонгондо күзгүдөн башында жалгыз тал чач калганын көрөт.</w:t>
+        <w:t>«Бүгүн чачымды ортосунан экиге бөлүп коём», — дейт.</w:t>
       </w:r>
     </w:p>
     <w:p>
-      <w:pPr>
-        <w:keepNext w:val="0"/>
-        <w:keepLines w:val="0"/>
-        <w:pageBreakBefore w:val="0"/>
-        <w:widowControl/>
-        <w:spacing w:line="269" w:lineRule="auto" w:after="120" w:before="0"/>
-      </w:pPr>
       <w:r>
-        <w:rPr>
-          <w:rFonts w:ascii="Arial" w:hAnsi="Arial"/>
-          <w:color w:val="000000"/>
-          <w:sz w:val="22"/>
-          <w:lang w:val="ky-KG"/>
-        </w:rPr>
-        <w:t>«Эч нерсе эмес... — дейт ал. — Бүгүн аны ат куйрук кылып байлап алам...» Ошентип, бул күнүн да укмуштай сонун өткөрөт...</w:t>
+        <w:t>Ошентет да, дагы бир жакшы күн өткөрөт.</w:t>
       </w:r>
     </w:p>
     <w:p>
-      <w:pPr>
-        <w:keepNext w:val="0"/>
-        <w:keepLines w:val="0"/>
-        <w:pageBreakBefore w:val="0"/>
-        <w:widowControl/>
-        <w:spacing w:line="269" w:lineRule="auto" w:after="120" w:before="0"/>
-      </w:pPr>
       <w:r>
-        <w:rPr>
-          <w:rFonts w:ascii="Arial" w:hAnsi="Arial"/>
-          <w:color w:val="000000"/>
-          <w:sz w:val="22"/>
-          <w:lang w:val="ky-KG"/>
-        </w:rPr>
-        <w:t>Дагы бир күнү күзгүгө караса, башында такыр чач калбаптыр.</w:t>
+        <w:t>Үчүнчү күнү эртең менен башында жалгыз тал чач калганын көрөт.</w:t>
       </w:r>
     </w:p>
     <w:p>
-      <w:pPr>
-        <w:keepNext/>
-        <w:keepLines w:val="0"/>
-        <w:pageBreakBefore w:val="0"/>
-        <w:widowControl/>
-        <w:spacing w:line="269" w:lineRule="auto" w:after="120" w:before="0"/>
-      </w:pPr>
       <w:r>
-        <w:rPr>
-          <w:rFonts w:ascii="Arial" w:hAnsi="Arial"/>
-          <w:color w:val="000000"/>
-          <w:sz w:val="22"/>
-          <w:lang w:val="ky-KG"/>
-        </w:rPr>
-        <w:t>«Ой-иий!… — деп сүйүнүп кыйкырат. — Кандай жакшы, бүгүн чач менен такыр убара болбойм!»</w:t>
+        <w:t>«Эч нерсе эмес. Бүгүн чачымды куйрук кылып байлап алам!»</w:t>
       </w:r>
     </w:p>
     <w:p>
-      <w:pPr>
-        <w:keepNext w:val="0"/>
-        <w:keepLines w:val="0"/>
-        <w:pageBreakBefore w:val="0"/>
-        <w:widowControl/>
-        <w:spacing w:line="269" w:lineRule="auto" w:after="120" w:before="0"/>
-      </w:pPr>
       <w:r>
-        <w:rPr>
-          <w:rFonts w:ascii="Arial" w:hAnsi="Arial"/>
-          <w:color w:val="000000"/>
-          <w:sz w:val="22"/>
-          <w:lang w:val="ky-KG"/>
-        </w:rPr>
-        <w:t>Сабак: Жашоого болгон көз карашыбыз маанайыбызга таасир этет. Бактыны башкадан гана күтпө; оор күндө да сүйүнө турган себеп тап.</w:t>
+        <w:t>Айтканындай жасап, күнүн жакшы маанайда өткөрөт.</w:t>
       </w:r>
     </w:p>
     <w:p>
-      <w:pPr>
-        <w:keepNext w:val="0"/>
-        <w:keepLines w:val="0"/>
-        <w:pageBreakBefore w:val="0"/>
-        <w:widowControl/>
-        <w:spacing w:line="269" w:lineRule="auto" w:after="160" w:before="0"/>
-      </w:pPr>
+      <w:r>
+        <w:t>Кийинки күнү күзгүгө караса, башында бир тал да чач калбаптыр.</w:t>
+      </w:r>
+    </w:p>
+    <w:p>
+      <w:r>
+        <w:t>— Сонун болбодубу! — дейт кубанып. — Бүгүн чачымды жасалгалап убара болбойм!</w:t>
+      </w:r>
+    </w:p>
+    <w:p>
       <w:r>
         <w:rPr>
-          <w:rFonts w:ascii="Arial" w:hAnsi="Arial"/>
-          <w:i/>
-          <w:color w:val="000000"/>
-          <w:sz w:val="18"/>
-          <w:lang w:val="ky-KG"/>
+          <w:b/>
+          <w:bCs/>
         </w:rPr>
-        <w:t>Аңгемелер ачык интернет булактарынан алынган, иллюстрациялар болсо ЖИ менен түзүлгөн.</w:t>
+        <w:t>Сабак: Ар бир жагдайды өзгөртө албасак да, ага кандай мамиле кыларыбызды тандай алабыз. Кээде бир аз тамаша жана башкача көз караш оор күндү жеңилдетет.</w:t>
       </w:r>
     </w:p>
+    <w:p>
+      <w:r>
+        <w:rPr>
+          <w:i/>
+          <w:iCs/>
+        </w:rPr>
+        <w:t>Аңгемелер интернеттен чогултулуп, жасалма интеллекттин жардамы менен иштелип чыккан. Бардык сүрөттөр жасалма интеллект аркылуу түзүлгөн.</w:t>
+      </w:r>
+    </w:p>
+    <w:p/>
     <w:sectPr>
       <w:headerReference w:type="even" r:id="rId7"/>
       <w:headerReference w:type="default" r:id="rId8"/>
@@ -1035,7 +915,6 @@
     </w:pPr>
     <w:rPr>
       <w:rFonts w:asciiTheme="majorHAnsi" w:eastAsiaTheme="majorEastAsia" w:hAnsiTheme="majorHAnsi" w:cstheme="majorBidi"/>
-      <w:color w:val="000000"/>
       <w:sz w:val="40"/>
       <w:szCs w:val="40"/>
     </w:rPr>
@@ -1057,7 +936,6 @@
     </w:pPr>
     <w:rPr>
       <w:rFonts w:asciiTheme="majorHAnsi" w:eastAsiaTheme="majorEastAsia" w:hAnsiTheme="majorHAnsi" w:cstheme="majorBidi"/>
-      <w:color w:val="000000"/>
       <w:sz w:val="32"/>
       <w:szCs w:val="32"/>
     </w:rPr>
@@ -1080,7 +958,6 @@
     </w:pPr>
     <w:rPr>
       <w:rFonts w:eastAsiaTheme="majorEastAsia" w:cstheme="majorBidi"/>
-      <w:color w:val="000000"/>
       <w:sz w:val="28"/>
       <w:szCs w:val="28"/>
     </w:rPr>
@@ -1105,7 +982,6 @@
       <w:rFonts w:eastAsiaTheme="majorEastAsia" w:cstheme="majorBidi"/>
       <w:i/>
       <w:iCs/>
-      <w:color w:val="000000"/>
     </w:rPr>
   </w:style>
   <w:style w:type="paragraph" w:styleId="Heading5">
@@ -1126,7 +1002,6 @@
     </w:pPr>
     <w:rPr>
       <w:rFonts w:eastAsiaTheme="majorEastAsia" w:cstheme="majorBidi"/>
-      <w:color w:val="000000"/>
     </w:rPr>
   </w:style>
   <w:style w:type="paragraph" w:styleId="Heading6">
@@ -1149,7 +1024,6 @@
       <w:rFonts w:eastAsiaTheme="majorEastAsia" w:cstheme="majorBidi"/>
       <w:i/>
       <w:iCs/>
-      <w:color w:val="000000"/>
     </w:rPr>
   </w:style>
   <w:style w:type="paragraph" w:styleId="Heading7">
@@ -1170,7 +1044,6 @@
     </w:pPr>
     <w:rPr>
       <w:rFonts w:eastAsiaTheme="majorEastAsia" w:cstheme="majorBidi"/>
-      <w:color w:val="000000"/>
     </w:rPr>
   </w:style>
   <w:style w:type="paragraph" w:styleId="Heading8">
@@ -1193,7 +1066,6 @@
       <w:rFonts w:eastAsiaTheme="majorEastAsia" w:cstheme="majorBidi"/>
       <w:i/>
       <w:iCs/>
-      <w:color w:val="000000"/>
     </w:rPr>
   </w:style>
   <w:style w:type="paragraph" w:styleId="Heading9">
@@ -1214,13 +1086,11 @@
     </w:pPr>
     <w:rPr>
       <w:rFonts w:eastAsiaTheme="majorEastAsia" w:cstheme="majorBidi"/>
-      <w:color w:val="000000"/>
     </w:rPr>
   </w:style>
   <w:style w:type="character" w:default="1" w:styleId="DefaultParagraphFont">
     <w:name w:val="Default Paragraph Font"/>
     <w:uiPriority w:val="1"/>
-    <w:semiHidden/>
     <w:unhideWhenUsed/>
   </w:style>
   <w:style w:type="table" w:default="1" w:styleId="TableNormal">
@@ -1376,7 +1246,6 @@
     </w:pPr>
     <w:rPr>
       <w:rFonts w:asciiTheme="majorHAnsi" w:eastAsiaTheme="majorEastAsia" w:hAnsiTheme="majorHAnsi" w:cstheme="majorBidi"/>
-      <w:color w:val="000000"/>
       <w:spacing w:val="-10"/>
       <w:kern w:val="28"/>
       <w:sz w:val="56"/>
@@ -1412,7 +1281,6 @@
     </w:pPr>
     <w:rPr>
       <w:rFonts w:eastAsiaTheme="majorEastAsia" w:cstheme="majorBidi"/>
-      <w:color w:val="000000"/>
       <w:spacing w:val="15"/>
       <w:sz w:val="28"/>
       <w:szCs w:val="28"/>
@@ -1447,7 +1315,6 @@
     <w:rPr>
       <w:i/>
       <w:iCs/>
-      <w:color w:val="000000"/>
     </w:rPr>
   </w:style>
   <w:style w:type="character" w:customStyle="1" w:styleId="QuoteChar">
@@ -1472,9 +1339,6 @@
       <w:ind w:left="720"/>
       <w:contextualSpacing/>
     </w:pPr>
-    <w:rPr>
-      <w:color w:val="000000"/>
-    </w:rPr>
   </w:style>
   <w:style w:type="character" w:styleId="IntenseEmphasis">
     <w:name w:val="Intense Emphasis"/>
@@ -1504,7 +1368,6 @@
     <w:rPr>
       <w:i/>
       <w:iCs/>
-      <w:color w:val="000000"/>
     </w:rPr>
   </w:style>
   <w:style w:type="character" w:customStyle="1" w:styleId="IntenseQuoteChar">
@@ -1544,9 +1407,6 @@
     <w:pPr>
       <w:spacing w:after="100"/>
     </w:pPr>
-    <w:rPr>
-      <w:color w:val="000000"/>
-    </w:rPr>
   </w:style>
   <w:style w:type="paragraph" w:customStyle="1" w:styleId="Moral">
     <w:name w:val="Moral"/>
@@ -1558,7 +1418,6 @@
     <w:rPr>
       <w:rFonts w:ascii="Arial" w:eastAsia="Arial" w:hAnsi="Arial"/>
       <w:i/>
-      <w:color w:val="000000"/>
       <w:kern w:val="0"/>
       <w:sz w:val="22"/>
       <w:szCs w:val="22"/>
@@ -1580,9 +1439,6 @@
       </w:tabs>
       <w:spacing w:after="0" w:line="240" w:lineRule="auto"/>
     </w:pPr>
-    <w:rPr>
-      <w:color w:val="000000"/>
-    </w:rPr>
   </w:style>
   <w:style w:type="character" w:customStyle="1" w:styleId="HeaderChar">
     <w:name w:val="Header Char"/>
@@ -1605,9 +1461,6 @@
       </w:tabs>
       <w:spacing w:after="0" w:line="240" w:lineRule="auto"/>
     </w:pPr>
-    <w:rPr>
-      <w:color w:val="000000"/>
-    </w:rPr>
   </w:style>
   <w:style w:type="character" w:customStyle="1" w:styleId="FooterChar">
     <w:name w:val="Footer Char"/>
@@ -1630,7 +1483,6 @@
     </w:pPr>
     <w:rPr>
       <w:rFonts w:eastAsiaTheme="minorEastAsia"/>
-      <w:color w:val="000000"/>
     </w:rPr>
   </w:style>
   <w:style w:type="paragraph" w:styleId="TOC3">
@@ -1647,7 +1499,6 @@
     </w:pPr>
     <w:rPr>
       <w:rFonts w:eastAsiaTheme="minorEastAsia"/>
-      <w:color w:val="000000"/>
     </w:rPr>
   </w:style>
   <w:style w:type="paragraph" w:styleId="TOC4">
@@ -1664,7 +1515,6 @@
     </w:pPr>
     <w:rPr>
       <w:rFonts w:eastAsiaTheme="minorEastAsia"/>
-      <w:color w:val="000000"/>
     </w:rPr>
   </w:style>
   <w:style w:type="paragraph" w:styleId="TOC5">
@@ -1681,7 +1531,6 @@
     </w:pPr>
     <w:rPr>
       <w:rFonts w:eastAsiaTheme="minorEastAsia"/>
-      <w:color w:val="000000"/>
     </w:rPr>
   </w:style>
   <w:style w:type="paragraph" w:styleId="TOC6">
@@ -1698,7 +1547,6 @@
     </w:pPr>
     <w:rPr>
       <w:rFonts w:eastAsiaTheme="minorEastAsia"/>
-      <w:color w:val="000000"/>
     </w:rPr>
   </w:style>
   <w:style w:type="paragraph" w:styleId="TOC7">
@@ -1715,7 +1563,6 @@
     </w:pPr>
     <w:rPr>
       <w:rFonts w:eastAsiaTheme="minorEastAsia"/>
-      <w:color w:val="000000"/>
     </w:rPr>
   </w:style>
   <w:style w:type="paragraph" w:styleId="TOC8">
@@ -1732,7 +1579,6 @@
     </w:pPr>
     <w:rPr>
       <w:rFonts w:eastAsiaTheme="minorEastAsia"/>
-      <w:color w:val="000000"/>
     </w:rPr>
   </w:style>
   <w:style w:type="paragraph" w:styleId="TOC9">
@@ -1749,7 +1595,6 @@
     </w:pPr>
     <w:rPr>
       <w:rFonts w:eastAsiaTheme="minorEastAsia"/>
-      <w:color w:val="000000"/>
     </w:rPr>
   </w:style>
   <w:style w:type="paragraph" w:styleId="TOCHeading">
@@ -1765,7 +1610,6 @@
       <w:outlineLvl w:val="9"/>
     </w:pPr>
     <w:rPr>
-      <w:color w:val="000000"/>
       <w:kern w:val="0"/>
       <w:sz w:val="32"/>
       <w:szCs w:val="32"/>
